--- a/files/Singapore_Profile_DRAFT.docx
+++ b/files/Singapore_Profile_DRAFT.docx
@@ -1678,7 +1678,7 @@
           <w:sz w:val="22"/>
           <w:szCs w:val="22"/>
         </w:rPr>
-        <w:t>Singapore recorded nominal GDP of S$789.5 billion and real GDP growth of 5.0% in 2025, according to the latest national accounts; nominal GDP per capita was S$129,194.</w:t>
+        <w:t xml:space="preserve">Singapore recorded nominal GDP of S$789.5 billion (US$618 billion) and real GDP growth of 5.0% in 2025, according to the latest national accounts; nominal GDP per capita was S$129,194 (US$101,000).</w:t>
       </w:r>
       <w:hyperlink r:id="rId27">
         <w:r>
@@ -3224,7 +3224,7 @@
                 <w:sz w:val="21"/>
                 <w:szCs w:val="21"/>
               </w:rPr>
-              <w:t>S$17.20 billion; 2.5% of GDP (FY2023)</w:t>
+              <w:t xml:space="preserve">S$17.20 billion (US$13.5 billion); 2.5% of GDP (FY2023)</w:t>
             </w:r>
             <w:hyperlink r:id="rId44">
               <w:r>
@@ -3416,7 +3416,7 @@
           <w:sz w:val="22"/>
           <w:szCs w:val="22"/>
         </w:rPr>
-        <w:t xml:space="preserve"> MOH separately reports government health expenditure of S$17.20 billion, or 2.5% of GDP, for FY2023; this fiscal measure includes endowment-fund expenditure, excludes government transfers and is not total national current health expenditure.</w:t>
+        <w:t xml:space="preserve"> MOH separately reports government health expenditure of S$17.20 billion (US$13.5 billion), or 2.5% of GDP, for FY2023; this fiscal measure includes endowment-fund expenditure, excludes government transfers and is not total national current health expenditure.</w:t>
       </w:r>
       <w:hyperlink r:id="rId44">
         <w:r>
